--- a/output/coverletters/gh_cover_boomi-jobs.docx
+++ b/output/coverletters/gh_cover_boomi-jobs.docx
@@ -4,17 +4,22 @@
   <w:body>
     <w:p>
       <w:r>
-        <w:t>I am excited to apply for the Solution Engineer position at Boomi. My M.S. in Computer Science, with a specialization in AI and Machine Learning, has equipped me with a robust foundation in software engineering, making this role a perfect fit for my background and interests. I am eager to contribute to Boomi’s mission of connecting disparate systems and enabling seamless, secure data flow across enterprises.</w:t>
+        <w:t>My name is Derrick Sun, and I write to apply for the Solution Engineer position at Boomi. I am currently pursuing my Master’s degree in Computer Science, specializing in AI and Machine Learning, with a deep interest in how technology can connect disparate systems. Boomi’s mission to improve the world by integrating applications and data resonates with my own aspirations to create impactful technological solutions.</w:t>
       </w:r>
     </w:p>
     <w:p>
       <w:r>
-        <w:t>In my previous projects, I designed and built data-driven systems and automation tools using technologies like Python and Java. These experiences have honed my skills in optimizing workflows and developing reliable applications, directly applicable to the technical validation and integration solutions required for this role at Boomi.</w:t>
+        <w:t>I have demonstrated my capability in practical settings through diverse experiences. As a Data Scientist Intern at Bridger Investment Partners, I automated data workflows, significantly enhancing operational efficiency. During my role as a Research Assistant at UC Berkeley, I led projects analyzing transformer architectures, which honed my analytical problem-solving skills. Additionally, my iOS Developer Internship at NewsBreak involved the development of data-fetching capabilities, showcasing my ability to deliver seamless integrations within complex systems.</w:t>
       </w:r>
     </w:p>
     <w:p>
       <w:r>
-        <w:t>I am particularly drawn to Boomi's commitment to innovation and collaboration. The opportunity to leverage my expertise in iPaaS technologies and integration patterns aligns perfectly with the responsibilities outlined in the job description. I would welcome the chance to discuss how I can contribute to your talented team at Boomi and help realize your vision for a connected enterprise. Thank you for considering my application.</w:t>
+        <w:t>What particularly excites me about Boomi is its emphasis on real-time connectivity and hybrid integration. My background in cloud technologies and iPaaS aligns well with your need for solutions that ensure data flows securely across modern enterprises. I am attracted to the consultative nature of the Solutions Engineer role, where I can leverage my technical skills to address client needs and demonstrate the value of Boomi's platform.</w:t>
+      </w:r>
+    </w:p>
+    <w:p>
+      <w:r>
+        <w:t>Thank you for considering my application. I look forward to the opportunity to contribute to Boomi's innovative solutions and collaborate with a team dedicated to making a difference in how organizations operate.</w:t>
       </w:r>
     </w:p>
     <w:sectPr>
